--- a/public/templates/template-mall.docx
+++ b/public/templates/template-mall.docx
@@ -14,7 +14,7 @@
           <w:sz w:val="30"/>
           <w:szCs w:val="30"/>
         </w:rPr>
-        <w:t xml:space="preserve">Расчёт энергоэффективности — ТЦ «Меридиан»</w:t>
+        <w:t xml:space="preserve">Energy efficiency report — Atlas Shopping Mall</w:t>
       </w:r>
     </w:p>
     <w:p>
@@ -30,7 +30,7 @@
           <w:sz w:val="22"/>
           <w:szCs w:val="22"/>
         </w:rPr>
-        <w:t xml:space="preserve">Сравнительный анализ энергопотребления за июнь 2026 и июль 2026 2026 года после модернизации систем освещения и климат-контроля.</w:t>
+        <w:t xml:space="preserve">Comparative analysis of electricity consumption between June and July 2026 after upgrading the lighting and HVAC control systems.</w:t>
       </w:r>
     </w:p>
     <w:p>
@@ -50,7 +50,7 @@
           <w:sz w:val="26"/>
           <w:szCs w:val="26"/>
         </w:rPr>
-        <w:t xml:space="preserve">1. Сводные данные по месяцам</w:t>
+        <w:t xml:space="preserve">1. Monthly summary</w:t>
       </w:r>
     </w:p>
     <w:p>
@@ -66,7 +66,7 @@
           <w:sz w:val="22"/>
           <w:szCs w:val="22"/>
         </w:rPr>
-        <w:t xml:space="preserve">Сравнение совокупного потребления по основным зонам объекта.</w:t>
+        <w:t xml:space="preserve">Total consumption per zone before and after the rollout.</w:t>
       </w:r>
     </w:p>
     <w:tbl>
@@ -116,7 +116,7 @@
                 <w:sz w:val="20"/>
                 <w:szCs w:val="20"/>
               </w:rPr>
-              <w:t xml:space="preserve">Объект</w:t>
+              <w:t xml:space="preserve">Site</w:t>
             </w:r>
           </w:p>
         </w:tc>
@@ -148,7 +148,7 @@
                 <w:sz w:val="20"/>
                 <w:szCs w:val="20"/>
               </w:rPr>
-              <w:t xml:space="preserve">Июнь 2026 (до модернизации), кВт·ч</w:t>
+              <w:t xml:space="preserve">June 2026 (before upgrade), kWh</w:t>
             </w:r>
           </w:p>
         </w:tc>
@@ -180,7 +180,7 @@
                 <w:sz w:val="20"/>
                 <w:szCs w:val="20"/>
               </w:rPr>
-              <w:t xml:space="preserve">Июль 2026 (после модернизации), кВт·ч</w:t>
+              <w:t xml:space="preserve">July 2026 (after upgrade), kWh</w:t>
             </w:r>
           </w:p>
         </w:tc>
@@ -212,7 +212,7 @@
                 <w:sz w:val="20"/>
                 <w:szCs w:val="20"/>
               </w:rPr>
-              <w:t xml:space="preserve">Экономия</w:t>
+              <w:t xml:space="preserve">Saved</w:t>
             </w:r>
           </w:p>
         </w:tc>
@@ -245,7 +245,7 @@
                 <w:sz w:val="20"/>
                 <w:szCs w:val="20"/>
               </w:rPr>
-              <w:t xml:space="preserve">Торговая галерея</w:t>
+              <w:t xml:space="preserve">Retail Gallery</w:t>
             </w:r>
           </w:p>
         </w:tc>
@@ -276,7 +276,7 @@
                 <w:sz w:val="20"/>
                 <w:szCs w:val="20"/>
               </w:rPr>
-              <w:t xml:space="preserve">86 000</w:t>
+              <w:t xml:space="preserve">86,000</w:t>
             </w:r>
           </w:p>
         </w:tc>
@@ -307,7 +307,7 @@
                 <w:sz w:val="20"/>
                 <w:szCs w:val="20"/>
               </w:rPr>
-              <w:t xml:space="preserve">71 200</w:t>
+              <w:t xml:space="preserve">71,200</w:t>
             </w:r>
           </w:p>
         </w:tc>
@@ -371,7 +371,7 @@
                 <w:sz w:val="20"/>
                 <w:szCs w:val="20"/>
               </w:rPr>
-              <w:t xml:space="preserve">Фуд-корт</w:t>
+              <w:t xml:space="preserve">Food Court</w:t>
             </w:r>
           </w:p>
         </w:tc>
@@ -402,7 +402,7 @@
                 <w:sz w:val="20"/>
                 <w:szCs w:val="20"/>
               </w:rPr>
-              <w:t xml:space="preserve">42 000</w:t>
+              <w:t xml:space="preserve">42,000</w:t>
             </w:r>
           </w:p>
         </w:tc>
@@ -433,7 +433,7 @@
                 <w:sz w:val="20"/>
                 <w:szCs w:val="20"/>
               </w:rPr>
-              <w:t xml:space="preserve">36 500</w:t>
+              <w:t xml:space="preserve">36,500</w:t>
             </w:r>
           </w:p>
         </w:tc>
@@ -497,7 +497,7 @@
                 <w:sz w:val="20"/>
                 <w:szCs w:val="20"/>
               </w:rPr>
-              <w:t xml:space="preserve">Кинозал (5 залов)</w:t>
+              <w:t xml:space="preserve">Cinema (5 screens)</w:t>
             </w:r>
           </w:p>
         </w:tc>
@@ -528,7 +528,7 @@
                 <w:sz w:val="20"/>
                 <w:szCs w:val="20"/>
               </w:rPr>
-              <w:t xml:space="preserve">31 000</w:t>
+              <w:t xml:space="preserve">31,000</w:t>
             </w:r>
           </w:p>
         </w:tc>
@@ -559,7 +559,7 @@
                 <w:sz w:val="20"/>
                 <w:szCs w:val="20"/>
               </w:rPr>
-              <w:t xml:space="preserve">27 800</w:t>
+              <w:t xml:space="preserve">27,800</w:t>
             </w:r>
           </w:p>
         </w:tc>
@@ -623,7 +623,7 @@
                 <w:sz w:val="20"/>
                 <w:szCs w:val="20"/>
               </w:rPr>
-              <w:t xml:space="preserve">Парковка подземная</w:t>
+              <w:t xml:space="preserve">Underground Parking</w:t>
             </w:r>
           </w:p>
         </w:tc>
@@ -654,7 +654,7 @@
                 <w:sz w:val="20"/>
                 <w:szCs w:val="20"/>
               </w:rPr>
-              <w:t xml:space="preserve">18 500</w:t>
+              <w:t xml:space="preserve">18,500</w:t>
             </w:r>
           </w:p>
         </w:tc>
@@ -685,7 +685,7 @@
                 <w:sz w:val="20"/>
                 <w:szCs w:val="20"/>
               </w:rPr>
-              <w:t xml:space="preserve">12 100</w:t>
+              <w:t xml:space="preserve">12,100</w:t>
             </w:r>
           </w:p>
         </w:tc>
@@ -749,7 +749,7 @@
                 <w:sz w:val="20"/>
                 <w:szCs w:val="20"/>
               </w:rPr>
-              <w:t xml:space="preserve">Технические помещения</w:t>
+              <w:t xml:space="preserve">Technical Rooms</w:t>
             </w:r>
           </w:p>
         </w:tc>
@@ -780,7 +780,7 @@
                 <w:sz w:val="20"/>
                 <w:szCs w:val="20"/>
               </w:rPr>
-              <w:t xml:space="preserve">22 500</w:t>
+              <w:t xml:space="preserve">22,500</w:t>
             </w:r>
           </w:p>
         </w:tc>
@@ -811,7 +811,7 @@
                 <w:sz w:val="20"/>
                 <w:szCs w:val="20"/>
               </w:rPr>
-              <w:t xml:space="preserve">19 800</w:t>
+              <w:t xml:space="preserve">19,800</w:t>
             </w:r>
           </w:p>
         </w:tc>
@@ -875,7 +875,7 @@
                 <w:sz w:val="20"/>
                 <w:szCs w:val="20"/>
               </w:rPr>
-              <w:t xml:space="preserve">Наружное освещение</w:t>
+              <w:t xml:space="preserve">Outdoor Lighting</w:t>
             </w:r>
           </w:p>
         </w:tc>
@@ -906,7 +906,7 @@
                 <w:sz w:val="20"/>
                 <w:szCs w:val="20"/>
               </w:rPr>
-              <w:t xml:space="preserve">14 000</w:t>
+              <w:t xml:space="preserve">14,000</w:t>
             </w:r>
           </w:p>
         </w:tc>
@@ -937,7 +937,7 @@
                 <w:sz w:val="20"/>
                 <w:szCs w:val="20"/>
               </w:rPr>
-              <w:t xml:space="preserve">8 400</w:t>
+              <w:t xml:space="preserve">8,400</w:t>
             </w:r>
           </w:p>
         </w:tc>
@@ -1002,7 +1002,7 @@
                 <w:sz w:val="20"/>
                 <w:szCs w:val="20"/>
               </w:rPr>
-              <w:t xml:space="preserve">ИТОГО</w:t>
+              <w:t xml:space="preserve">TOTAL</w:t>
             </w:r>
           </w:p>
         </w:tc>
@@ -1034,7 +1034,7 @@
                 <w:sz w:val="20"/>
                 <w:szCs w:val="20"/>
               </w:rPr>
-              <w:t xml:space="preserve">214 000</w:t>
+              <w:t xml:space="preserve">214,000</w:t>
             </w:r>
           </w:p>
         </w:tc>
@@ -1066,7 +1066,7 @@
                 <w:sz w:val="20"/>
                 <w:szCs w:val="20"/>
               </w:rPr>
-              <w:t xml:space="preserve">175 800</w:t>
+              <w:t xml:space="preserve">175,800</w:t>
             </w:r>
           </w:p>
         </w:tc>
@@ -1121,7 +1121,7 @@
           <w:sz w:val="26"/>
           <w:szCs w:val="26"/>
         </w:rPr>
-        <w:t xml:space="preserve">2. Детализация по дням (пример — 1 неделя)</w:t>
+        <w:t xml:space="preserve">2. Daily breakdown (sample week)</w:t>
       </w:r>
     </w:p>
     <w:p>
@@ -1137,7 +1137,7 @@
           <w:sz w:val="22"/>
           <w:szCs w:val="22"/>
         </w:rPr>
-        <w:t xml:space="preserve">Июнь 2026 (до модернизации)</w:t>
+        <w:t xml:space="preserve">June 2026 (before upgrade)</w:t>
       </w:r>
     </w:p>
     <w:tbl>
@@ -1185,7 +1185,7 @@
                 <w:sz w:val="20"/>
                 <w:szCs w:val="20"/>
               </w:rPr>
-              <w:t xml:space="preserve">День</w:t>
+              <w:t xml:space="preserve">Day</w:t>
             </w:r>
           </w:p>
         </w:tc>
@@ -1217,7 +1217,7 @@
                 <w:sz w:val="20"/>
                 <w:szCs w:val="20"/>
               </w:rPr>
-              <w:t xml:space="preserve">Потребление (кВт·ч)</w:t>
+              <w:t xml:space="preserve">Consumption (kWh)</w:t>
             </w:r>
           </w:p>
         </w:tc>
@@ -1250,7 +1250,7 @@
                 <w:sz w:val="20"/>
                 <w:szCs w:val="20"/>
               </w:rPr>
-              <w:t xml:space="preserve">01.06</w:t>
+              <w:t xml:space="preserve">06/01</w:t>
             </w:r>
           </w:p>
         </w:tc>
@@ -1281,7 +1281,7 @@
                 <w:sz w:val="20"/>
                 <w:szCs w:val="20"/>
               </w:rPr>
-              <w:t xml:space="preserve">7 100</w:t>
+              <w:t xml:space="preserve">7,100</w:t>
             </w:r>
           </w:p>
         </w:tc>
@@ -1314,7 +1314,7 @@
                 <w:sz w:val="20"/>
                 <w:szCs w:val="20"/>
               </w:rPr>
-              <w:t xml:space="preserve">02.06</w:t>
+              <w:t xml:space="preserve">06/02</w:t>
             </w:r>
           </w:p>
         </w:tc>
@@ -1345,7 +1345,7 @@
                 <w:sz w:val="20"/>
                 <w:szCs w:val="20"/>
               </w:rPr>
-              <w:t xml:space="preserve">7 250</w:t>
+              <w:t xml:space="preserve">7,250</w:t>
             </w:r>
           </w:p>
         </w:tc>
@@ -1378,7 +1378,7 @@
                 <w:sz w:val="20"/>
                 <w:szCs w:val="20"/>
               </w:rPr>
-              <w:t xml:space="preserve">03.06</w:t>
+              <w:t xml:space="preserve">06/03</w:t>
             </w:r>
           </w:p>
         </w:tc>
@@ -1409,7 +1409,7 @@
                 <w:sz w:val="20"/>
                 <w:szCs w:val="20"/>
               </w:rPr>
-              <w:t xml:space="preserve">7 320</w:t>
+              <w:t xml:space="preserve">7,320</w:t>
             </w:r>
           </w:p>
         </w:tc>
@@ -1442,7 +1442,7 @@
                 <w:sz w:val="20"/>
                 <w:szCs w:val="20"/>
               </w:rPr>
-              <w:t xml:space="preserve">04.06</w:t>
+              <w:t xml:space="preserve">06/04</w:t>
             </w:r>
           </w:p>
         </w:tc>
@@ -1473,7 +1473,7 @@
                 <w:sz w:val="20"/>
                 <w:szCs w:val="20"/>
               </w:rPr>
-              <w:t xml:space="preserve">7 480</w:t>
+              <w:t xml:space="preserve">7,480</w:t>
             </w:r>
           </w:p>
         </w:tc>
@@ -1506,7 +1506,7 @@
                 <w:sz w:val="20"/>
                 <w:szCs w:val="20"/>
               </w:rPr>
-              <w:t xml:space="preserve">05.06</w:t>
+              <w:t xml:space="preserve">06/05</w:t>
             </w:r>
           </w:p>
         </w:tc>
@@ -1537,7 +1537,7 @@
                 <w:sz w:val="20"/>
                 <w:szCs w:val="20"/>
               </w:rPr>
-              <w:t xml:space="preserve">7 950</w:t>
+              <w:t xml:space="preserve">7,950</w:t>
             </w:r>
           </w:p>
         </w:tc>
@@ -1570,7 +1570,7 @@
                 <w:sz w:val="20"/>
                 <w:szCs w:val="20"/>
               </w:rPr>
-              <w:t xml:space="preserve">06.06</w:t>
+              <w:t xml:space="preserve">06/06</w:t>
             </w:r>
           </w:p>
         </w:tc>
@@ -1601,7 +1601,7 @@
                 <w:sz w:val="20"/>
                 <w:szCs w:val="20"/>
               </w:rPr>
-              <w:t xml:space="preserve">8 120</w:t>
+              <w:t xml:space="preserve">8,120</w:t>
             </w:r>
           </w:p>
         </w:tc>
@@ -1634,7 +1634,7 @@
                 <w:sz w:val="20"/>
                 <w:szCs w:val="20"/>
               </w:rPr>
-              <w:t xml:space="preserve">07.06</w:t>
+              <w:t xml:space="preserve">06/07</w:t>
             </w:r>
           </w:p>
         </w:tc>
@@ -1665,7 +1665,7 @@
                 <w:sz w:val="20"/>
                 <w:szCs w:val="20"/>
               </w:rPr>
-              <w:t xml:space="preserve">7 780</w:t>
+              <w:t xml:space="preserve">7,780</w:t>
             </w:r>
           </w:p>
         </w:tc>
@@ -1689,7 +1689,7 @@
           <w:sz w:val="22"/>
           <w:szCs w:val="22"/>
         </w:rPr>
-        <w:t xml:space="preserve">Июль 2026 (после модернизации)</w:t>
+        <w:t xml:space="preserve">July 2026 (after upgrade)</w:t>
       </w:r>
     </w:p>
     <w:tbl>
@@ -1737,7 +1737,7 @@
                 <w:sz w:val="20"/>
                 <w:szCs w:val="20"/>
               </w:rPr>
-              <w:t xml:space="preserve">День</w:t>
+              <w:t xml:space="preserve">Day</w:t>
             </w:r>
           </w:p>
         </w:tc>
@@ -1769,7 +1769,7 @@
                 <w:sz w:val="20"/>
                 <w:szCs w:val="20"/>
               </w:rPr>
-              <w:t xml:space="preserve">Потребление (кВт·ч)</w:t>
+              <w:t xml:space="preserve">Consumption (kWh)</w:t>
             </w:r>
           </w:p>
         </w:tc>
@@ -1802,7 +1802,7 @@
                 <w:sz w:val="20"/>
                 <w:szCs w:val="20"/>
               </w:rPr>
-              <w:t xml:space="preserve">01.07</w:t>
+              <w:t xml:space="preserve">07/01</w:t>
             </w:r>
           </w:p>
         </w:tc>
@@ -1833,7 +1833,7 @@
                 <w:sz w:val="20"/>
                 <w:szCs w:val="20"/>
               </w:rPr>
-              <w:t xml:space="preserve">5 800</w:t>
+              <w:t xml:space="preserve">5,800</w:t>
             </w:r>
           </w:p>
         </w:tc>
@@ -1866,7 +1866,7 @@
                 <w:sz w:val="20"/>
                 <w:szCs w:val="20"/>
               </w:rPr>
-              <w:t xml:space="preserve">02.07</w:t>
+              <w:t xml:space="preserve">07/02</w:t>
             </w:r>
           </w:p>
         </w:tc>
@@ -1897,7 +1897,7 @@
                 <w:sz w:val="20"/>
                 <w:szCs w:val="20"/>
               </w:rPr>
-              <w:t xml:space="preserve">5 920</w:t>
+              <w:t xml:space="preserve">5,920</w:t>
             </w:r>
           </w:p>
         </w:tc>
@@ -1930,7 +1930,7 @@
                 <w:sz w:val="20"/>
                 <w:szCs w:val="20"/>
               </w:rPr>
-              <w:t xml:space="preserve">03.07</w:t>
+              <w:t xml:space="preserve">07/03</w:t>
             </w:r>
           </w:p>
         </w:tc>
@@ -1961,7 +1961,7 @@
                 <w:sz w:val="20"/>
                 <w:szCs w:val="20"/>
               </w:rPr>
-              <w:t xml:space="preserve">6 010</w:t>
+              <w:t xml:space="preserve">6,010</w:t>
             </w:r>
           </w:p>
         </w:tc>
@@ -1994,7 +1994,7 @@
                 <w:sz w:val="20"/>
                 <w:szCs w:val="20"/>
               </w:rPr>
-              <w:t xml:space="preserve">04.07</w:t>
+              <w:t xml:space="preserve">07/04</w:t>
             </w:r>
           </w:p>
         </w:tc>
@@ -2025,7 +2025,7 @@
                 <w:sz w:val="20"/>
                 <w:szCs w:val="20"/>
               </w:rPr>
-              <w:t xml:space="preserve">6 180</w:t>
+              <w:t xml:space="preserve">6,180</w:t>
             </w:r>
           </w:p>
         </w:tc>
@@ -2058,7 +2058,7 @@
                 <w:sz w:val="20"/>
                 <w:szCs w:val="20"/>
               </w:rPr>
-              <w:t xml:space="preserve">05.07</w:t>
+              <w:t xml:space="preserve">07/05</w:t>
             </w:r>
           </w:p>
         </w:tc>
@@ -2089,7 +2089,7 @@
                 <w:sz w:val="20"/>
                 <w:szCs w:val="20"/>
               </w:rPr>
-              <w:t xml:space="preserve">6 450</w:t>
+              <w:t xml:space="preserve">6,450</w:t>
             </w:r>
           </w:p>
         </w:tc>
@@ -2122,7 +2122,7 @@
                 <w:sz w:val="20"/>
                 <w:szCs w:val="20"/>
               </w:rPr>
-              <w:t xml:space="preserve">06.07</w:t>
+              <w:t xml:space="preserve">07/06</w:t>
             </w:r>
           </w:p>
         </w:tc>
@@ -2153,7 +2153,7 @@
                 <w:sz w:val="20"/>
                 <w:szCs w:val="20"/>
               </w:rPr>
-              <w:t xml:space="preserve">6 520</w:t>
+              <w:t xml:space="preserve">6,520</w:t>
             </w:r>
           </w:p>
         </w:tc>
@@ -2186,7 +2186,7 @@
                 <w:sz w:val="20"/>
                 <w:szCs w:val="20"/>
               </w:rPr>
-              <w:t xml:space="preserve">07.07</w:t>
+              <w:t xml:space="preserve">07/07</w:t>
             </w:r>
           </w:p>
         </w:tc>
@@ -2217,7 +2217,7 @@
                 <w:sz w:val="20"/>
                 <w:szCs w:val="20"/>
               </w:rPr>
-              <w:t xml:space="preserve">6 230</w:t>
+              <w:t xml:space="preserve">6,230</w:t>
             </w:r>
           </w:p>
         </w:tc>
@@ -2240,7 +2240,7 @@
           <w:sz w:val="26"/>
           <w:szCs w:val="26"/>
         </w:rPr>
-        <w:t xml:space="preserve">3. Разбивка по типам нагрузки</w:t>
+        <w:t xml:space="preserve">3. Load mix</w:t>
       </w:r>
     </w:p>
     <w:p>
@@ -2256,7 +2256,7 @@
           <w:sz w:val="22"/>
           <w:szCs w:val="22"/>
         </w:rPr>
-        <w:t xml:space="preserve">Июнь 2026 (до модернизации)</w:t>
+        <w:t xml:space="preserve">June 2026 (before upgrade)</w:t>
       </w:r>
     </w:p>
     <w:tbl>
@@ -2305,7 +2305,7 @@
                 <w:sz w:val="20"/>
                 <w:szCs w:val="20"/>
               </w:rPr>
-              <w:t xml:space="preserve">Тип нагрузки</w:t>
+              <w:t xml:space="preserve">Load type</w:t>
             </w:r>
           </w:p>
         </w:tc>
@@ -2337,7 +2337,7 @@
                 <w:sz w:val="20"/>
                 <w:szCs w:val="20"/>
               </w:rPr>
-              <w:t xml:space="preserve">Потребление (кВт·ч)</w:t>
+              <w:t xml:space="preserve">Consumption (kWh)</w:t>
             </w:r>
           </w:p>
         </w:tc>
@@ -2369,7 +2369,7 @@
                 <w:sz w:val="20"/>
                 <w:szCs w:val="20"/>
               </w:rPr>
-              <w:t xml:space="preserve">Доля</w:t>
+              <w:t xml:space="preserve">Share</w:t>
             </w:r>
           </w:p>
         </w:tc>
@@ -2402,7 +2402,7 @@
                 <w:sz w:val="20"/>
                 <w:szCs w:val="20"/>
               </w:rPr>
-              <w:t xml:space="preserve">Освещение</w:t>
+              <w:t xml:space="preserve">Lighting</w:t>
             </w:r>
           </w:p>
         </w:tc>
@@ -2433,7 +2433,7 @@
                 <w:sz w:val="20"/>
                 <w:szCs w:val="20"/>
               </w:rPr>
-              <w:t xml:space="preserve">62 000</w:t>
+              <w:t xml:space="preserve">62,000</w:t>
             </w:r>
           </w:p>
         </w:tc>
@@ -2497,7 +2497,7 @@
                 <w:sz w:val="20"/>
                 <w:szCs w:val="20"/>
               </w:rPr>
-              <w:t xml:space="preserve">HVAC (климат)</w:t>
+              <w:t xml:space="preserve">HVAC (climate)</w:t>
             </w:r>
           </w:p>
         </w:tc>
@@ -2528,7 +2528,7 @@
                 <w:sz w:val="20"/>
                 <w:szCs w:val="20"/>
               </w:rPr>
-              <w:t xml:space="preserve">78 000</w:t>
+              <w:t xml:space="preserve">78,000</w:t>
             </w:r>
           </w:p>
         </w:tc>
@@ -2592,7 +2592,7 @@
                 <w:sz w:val="20"/>
                 <w:szCs w:val="20"/>
               </w:rPr>
-              <w:t xml:space="preserve">Эскалаторы и лифты</w:t>
+              <w:t xml:space="preserve">Escalators &amp; lifts</w:t>
             </w:r>
           </w:p>
         </w:tc>
@@ -2623,7 +2623,7 @@
                 <w:sz w:val="20"/>
                 <w:szCs w:val="20"/>
               </w:rPr>
-              <w:t xml:space="preserve">35 000</w:t>
+              <w:t xml:space="preserve">35,000</w:t>
             </w:r>
           </w:p>
         </w:tc>
@@ -2687,7 +2687,7 @@
                 <w:sz w:val="20"/>
                 <w:szCs w:val="20"/>
               </w:rPr>
-              <w:t xml:space="preserve">Холодильное оборуд.</w:t>
+              <w:t xml:space="preserve">Refrigeration</w:t>
             </w:r>
           </w:p>
         </w:tc>
@@ -2718,7 +2718,7 @@
                 <w:sz w:val="20"/>
                 <w:szCs w:val="20"/>
               </w:rPr>
-              <w:t xml:space="preserve">25 000</w:t>
+              <w:t xml:space="preserve">25,000</w:t>
             </w:r>
           </w:p>
         </w:tc>
@@ -2782,7 +2782,7 @@
                 <w:sz w:val="20"/>
                 <w:szCs w:val="20"/>
               </w:rPr>
-              <w:t xml:space="preserve">Прочее</w:t>
+              <w:t xml:space="preserve">Other</w:t>
             </w:r>
           </w:p>
         </w:tc>
@@ -2813,7 +2813,7 @@
                 <w:sz w:val="20"/>
                 <w:szCs w:val="20"/>
               </w:rPr>
-              <w:t xml:space="preserve">14 000</w:t>
+              <w:t xml:space="preserve">14,000</w:t>
             </w:r>
           </w:p>
         </w:tc>
@@ -2868,7 +2868,7 @@
           <w:sz w:val="22"/>
           <w:szCs w:val="22"/>
         </w:rPr>
-        <w:t xml:space="preserve">Июль 2026 (после модернизации)</w:t>
+        <w:t xml:space="preserve">July 2026 (after upgrade)</w:t>
       </w:r>
     </w:p>
     <w:tbl>
@@ -2917,7 +2917,7 @@
                 <w:sz w:val="20"/>
                 <w:szCs w:val="20"/>
               </w:rPr>
-              <w:t xml:space="preserve">Тип нагрузки</w:t>
+              <w:t xml:space="preserve">Load type</w:t>
             </w:r>
           </w:p>
         </w:tc>
@@ -2949,7 +2949,7 @@
                 <w:sz w:val="20"/>
                 <w:szCs w:val="20"/>
               </w:rPr>
-              <w:t xml:space="preserve">Потребление (кВт·ч)</w:t>
+              <w:t xml:space="preserve">Consumption (kWh)</w:t>
             </w:r>
           </w:p>
         </w:tc>
@@ -2981,7 +2981,7 @@
                 <w:sz w:val="20"/>
                 <w:szCs w:val="20"/>
               </w:rPr>
-              <w:t xml:space="preserve">Доля</w:t>
+              <w:t xml:space="preserve">Share</w:t>
             </w:r>
           </w:p>
         </w:tc>
@@ -3014,7 +3014,7 @@
                 <w:sz w:val="20"/>
                 <w:szCs w:val="20"/>
               </w:rPr>
-              <w:t xml:space="preserve">Освещение (LED)</w:t>
+              <w:t xml:space="preserve">Lighting (LED)</w:t>
             </w:r>
           </w:p>
         </w:tc>
@@ -3045,7 +3045,7 @@
                 <w:sz w:val="20"/>
                 <w:szCs w:val="20"/>
               </w:rPr>
-              <w:t xml:space="preserve">38 000</w:t>
+              <w:t xml:space="preserve">38,000</w:t>
             </w:r>
           </w:p>
         </w:tc>
@@ -3140,7 +3140,7 @@
                 <w:sz w:val="20"/>
                 <w:szCs w:val="20"/>
               </w:rPr>
-              <w:t xml:space="preserve">64 000</w:t>
+              <w:t xml:space="preserve">64,000</w:t>
             </w:r>
           </w:p>
         </w:tc>
@@ -3204,7 +3204,7 @@
                 <w:sz w:val="20"/>
                 <w:szCs w:val="20"/>
               </w:rPr>
-              <w:t xml:space="preserve">Эскалаторы и лифты</w:t>
+              <w:t xml:space="preserve">Escalators &amp; lifts</w:t>
             </w:r>
           </w:p>
         </w:tc>
@@ -3235,7 +3235,7 @@
                 <w:sz w:val="20"/>
                 <w:szCs w:val="20"/>
               </w:rPr>
-              <w:t xml:space="preserve">31 000</w:t>
+              <w:t xml:space="preserve">31,000</w:t>
             </w:r>
           </w:p>
         </w:tc>
@@ -3299,7 +3299,7 @@
                 <w:sz w:val="20"/>
                 <w:szCs w:val="20"/>
               </w:rPr>
-              <w:t xml:space="preserve">Холодильное оборуд.</w:t>
+              <w:t xml:space="preserve">Refrigeration</w:t>
             </w:r>
           </w:p>
         </w:tc>
@@ -3330,7 +3330,7 @@
                 <w:sz w:val="20"/>
                 <w:szCs w:val="20"/>
               </w:rPr>
-              <w:t xml:space="preserve">24 000</w:t>
+              <w:t xml:space="preserve">24,000</w:t>
             </w:r>
           </w:p>
         </w:tc>
@@ -3394,7 +3394,7 @@
                 <w:sz w:val="20"/>
                 <w:szCs w:val="20"/>
               </w:rPr>
-              <w:t xml:space="preserve">Прочее</w:t>
+              <w:t xml:space="preserve">Other</w:t>
             </w:r>
           </w:p>
         </w:tc>
@@ -3425,7 +3425,7 @@
                 <w:sz w:val="20"/>
                 <w:szCs w:val="20"/>
               </w:rPr>
-              <w:t xml:space="preserve">14 800</w:t>
+              <w:t xml:space="preserve">14,800</w:t>
             </w:r>
           </w:p>
         </w:tc>
@@ -3480,11 +3480,11 @@
           <w:sz w:val="18"/>
           <w:szCs w:val="18"/>
         </w:rPr>
-        <w:t xml:space="preserve">Источник данных: системы учёта объекта «ТЦ «Меридиан»» · автоматический отчёт.</w:t>
+        <w:t xml:space="preserve">Source: mall metering systems · automated report.</w:t>
       </w:r>
     </w:p>
     <w:sectPr>
-      <w:pgSz w:w="11906" w:h="16838" w:orient="portrait"/>
+      <w:pgSz w:w="12240" w:h="15840" w:orient="portrait"/>
       <w:pgMar w:top="1080" w:right="1080" w:bottom="1080" w:left="1080" w:header="708" w:footer="708" w:gutter="0"/>
       <w:pgNumType/>
       <w:docGrid w:linePitch="360"/>
